--- a/Seminario de Sistemas/Kit docente/Clase 4/Guion Docente Clase 4 - Metodologias agiles.docx
+++ b/Seminario de Sistemas/Kit docente/Clase 4/Guion Docente Clase 4 - Metodologias agiles.docx
@@ -192,13 +192,16 @@
       </w:r>
     </w:p>
     <w:p>
+      <w:pPr>
+        <w:spacing w:before="200" w:after="60"/>
+      </w:pPr>
       <w:r>
         <w:rPr>
-          <w:b w:val="0"/>
-          <w:color w:val="4A4A49"/>
-          <w:sz w:val="22"/>
+          <w:b/>
+          <w:color w:val="1A1C1D"/>
+          <w:sz w:val="32"/>
         </w:rPr>
-        <w:t>El manifiesto agil se firmo en 2001 por diecisiete personas cansadas de proyectos que entregaban documentos perfectos y sistemas inservibles. Tiene cuatro valores y la clave esta en la palabra que los une: 'sobre'. Individuos e interacciones SOBRE procesos y herramientas; software funcionando SOBRE documentacion exhaustiva; colaboracion con el cliente SOBRE negociacion contractual; respuesta ante el cambio SOBRE seguir un plan. Dice sobre, no 'en vez de': lo de la derecha sigue teniendo valor, solo que lo de la izquierda tiene mas. Ademas hay doce principios, y tres son muy utiles aqui: entregar valor pronto y con frecuencia, aceptar el cambio incluso tarde, y mantener un ritmo sostenible. En VetCare esto se traduce en algo muy concreto: es mejor mostrarle a Huellitas un mockup imperfecto de la ficha en la semana tres que un documento de ochenta paginas en la semana quince.</w:t>
+        <w:t>Apoyo por diapositiva</w:t>
       </w:r>
     </w:p>
     <w:p>
@@ -208,47 +211,113 @@
           <w:color w:val="4A4A49"/>
           <w:sz w:val="22"/>
         </w:rPr>
-        <w:t>Scrum es un marco de trabajo, no una metodologia completa: define lo minimo y deja que cada equipo llene el resto. Tiene tres roles: el Product Owner, que decide QUE se hace y en que orden, y es el dueño del Product Backlog; el Scrum Master, que facilita, protege al equipo y quita impedimentos, y que no es el jefe; y el equipo de desarrollo, que decide COMO hacerlo y se autoorganiza. Tiene cinco eventos: el Sprint, que es el contenedor de duracion fija (una a cuatro semanas), la Planificacion, la Reunion diaria de quince minutos para sincronizarse, la Revision donde se le muestra el incremento al cliente, y la Retrospectiva donde se mejora la forma de trabajar. Y tiene tres artefactos: Product Backlog, Sprint Backlog e Incremento, este ultimo gobernado por la Definicion de Terminado. En VetCare el docente actua como vocero de Huellitas en el rol de Product Owner, y cada estudiante -o cada equipo, si el docente lo autoriza- hace de equipo de desarrollo que se compromete con un objetivo de sprint.</w:t>
+        <w:t xml:space="preserve">Todo lo que hay que decir </w:t>
       </w:r>
-    </w:p>
-    <w:p>
+      <w:r>
+        <w:rPr>
+          <w:b/>
+          <w:color w:val="4A4A49"/>
+          <w:sz w:val="22"/>
+        </w:rPr>
+        <w:t>esta proyectado</w:t>
+      </w:r>
       <w:r>
         <w:rPr>
           <w:b w:val="0"/>
           <w:color w:val="4A4A49"/>
           <w:sz w:val="22"/>
         </w:rPr>
-        <w:t>Kanban viene de otra tradicion y su promesa es distinta: no impone iteraciones ni roles, sino que hace visible el flujo del trabajo. Sus practicas centrales son visualizar el trabajo en un tablero, limitar el trabajo en curso, gestionar el flujo detectando donde se acumulan las tarjetas, hacer explicitas las politicas de cada columna y mejorar de forma continua. El limite de trabajo en curso es la parte que mas cuesta y la que mas sirve: si el equipo pone limite dos en la columna 'Modelando', nadie puede empezar una tercera tarea sin terminar alguna. En VetCare el tablero seria Por hacer / Modelando / En revision del cliente / Aprobado, y la politica de la ultima columna podria ser 'solo pasa a Aprobado si tiene diagrama, mockup y visto bueno de la clinica'. El estudiante que abre cinco diagramas al tiempo y no termina ninguno es exactamente el problema que el limite de trabajo en curso resuelve.</w:t>
+        <w:t>. Esta seccion dice que subrayar en cada lamina, no repite su contenido.</w:t>
       </w:r>
     </w:p>
     <w:p>
+      <w:r>
+        <w:rPr>
+          <w:b/>
+          <w:color w:val="4A4A49"/>
+          <w:sz w:val="22"/>
+        </w:rPr>
+        <w:t>El manifiesto agil se firmo en 2001 por diecisiete personas cansadas de...</w:t>
+      </w:r>
       <w:r>
         <w:rPr>
           <w:b w:val="0"/>
           <w:color w:val="4A4A49"/>
           <w:sz w:val="22"/>
         </w:rPr>
-        <w:t>Hay dos palabras que se usan como sinonimos y significan cosas distintas: iteracion e incremento. Incremento es agregar un pedazo nuevo y utilizable al sistema; iteracion es volver sobre algo que ya existe y mejorarlo con base en la retroalimentacion. Agil hace las dos cosas al mismo tiempo. En VetCare el incremento 1 es el mockup de la ficha del paciente; cuando la veterinaria lo mira y dice 'me falta el campo de alergias y la foto de la mascota', y el equipo produce la version 2 de ese mismo mockup, eso es iteracion. Y aqui aparece una regla practica que salva proyectos: cada entrega debe ser una rebanada vertical, algo que el cliente pueda ver y opinar, no una capa horizontal invisible. Entregar 'todas las tablas de la base de datos' no es un incremento util para Huellitas; entregar 'registrar y consultar una ficha completa de principio a fin' si lo es.</w:t>
+        <w:t xml:space="preserve"> — 6 vinetas.</w:t>
       </w:r>
     </w:p>
     <w:p>
+      <w:r>
+        <w:rPr>
+          <w:b/>
+          <w:color w:val="4A4A49"/>
+          <w:sz w:val="22"/>
+        </w:rPr>
+        <w:t>Scrum es un marco de trabajo, no una metodologia completa: define lo...</w:t>
+      </w:r>
       <w:r>
         <w:rPr>
           <w:b w:val="0"/>
           <w:color w:val="4A4A49"/>
           <w:sz w:val="22"/>
         </w:rPr>
-        <w:t>Agil no significa trabajar sin documentacion, y este es el malentendido que mas daño hace. El manifiesto dice software funcionando sobre documentacion exhaustiva: lo que se rechaza es el documento inflado que nadie lee, no el documento util. Un equipo agil documenta historias de usuario con criterios de aceptacion, la Definicion de Terminado, las decisiones de arquitectura, el diccionario de datos y los diagramas que hagan falta, pero los escribe justo a tiempo y los mantiene vivos. Para nuestro Proyecto Integrador esto es central: en Seminario de Sistemas el entregable ES documentacion de diseño, y aun asi el trabajo puede ser perfectamente agil, porque se produce por incrementos, se revisa con el cliente y se corrige. El estudiante que solo cursa esta materia trabaja con sprints igual que los demas: sus incrementos son mockups, casos de uso y diccionario de datos, y cierra con un prototipo navegable que se puede recorrer y criticar.</w:t>
+        <w:t xml:space="preserve"> — 7 vinetas.</w:t>
       </w:r>
     </w:p>
     <w:p>
+      <w:r>
+        <w:rPr>
+          <w:b/>
+          <w:color w:val="4A4A49"/>
+          <w:sz w:val="22"/>
+        </w:rPr>
+        <w:t>Kanban viene de otra tradicion y su promesa es distinta: no impone...</w:t>
+      </w:r>
       <w:r>
         <w:rPr>
           <w:b w:val="0"/>
           <w:color w:val="4A4A49"/>
           <w:sz w:val="22"/>
         </w:rPr>
-        <w:t>Error tipico del docente que no domina el tema: enseñar que agil es 'sin plan, sin documentos y sin fechas', cuando en realidad agil planifica mas seguido, solo que en horizontes cortos. El segundo error es volver la reunion diaria un informe de avance al profesor, con cada estudiante rindiendo cuentas: la diaria es del equipo para el equipo, quince minutos, para detectar bloqueos, no para calificar. El tercero es partir el semestre en sprint uno de analisis, sprint dos de diseño y sprint tres de construccion, y creer que eso es Scrum: eso es una cascada disfrazada con vocabulario nuevo, porque ningun sprint termina en algo que el cliente pueda ver y opinar. Se agrega un cuarto, muy frecuente: confundir al Scrum Master con el jefe de proyecto, o medir productividad por velocidad, cuando la velocidad solo sirve para que el propio equipo planee.</w:t>
+        <w:t xml:space="preserve"> — 5 vinetas.</w:t>
+      </w:r>
+    </w:p>
+    <w:p>
+      <w:r>
+        <w:rPr>
+          <w:b/>
+          <w:color w:val="4A4A49"/>
+          <w:sz w:val="22"/>
+        </w:rPr>
+        <w:t>Hay dos palabras que se usan como sinonimos y significan cosas...</w:t>
+      </w:r>
+      <w:r>
+        <w:rPr>
+          <w:b w:val="0"/>
+          <w:color w:val="4A4A49"/>
+          <w:sz w:val="22"/>
+        </w:rPr>
+        <w:t xml:space="preserve"> — 6 vinetas.</w:t>
+      </w:r>
+    </w:p>
+    <w:p>
+      <w:r>
+        <w:rPr>
+          <w:b/>
+          <w:color w:val="4A4A49"/>
+          <w:sz w:val="22"/>
+        </w:rPr>
+        <w:t>Agil no significa trabajar sin documentacion, y este es el malentendido...</w:t>
+      </w:r>
+      <w:r>
+        <w:rPr>
+          <w:b w:val="0"/>
+          <w:color w:val="4A4A49"/>
+          <w:sz w:val="22"/>
+        </w:rPr>
+        <w:t xml:space="preserve"> — 5 vinetas.</w:t>
       </w:r>
     </w:p>
     <w:p>

--- a/Seminario de Sistemas/Kit docente/Clase 4/Guion Docente Clase 4 - Metodologias agiles.docx
+++ b/Seminario de Sistemas/Kit docente/Clase 4/Guion Docente Clase 4 - Metodologias agiles.docx
@@ -245,7 +245,20 @@
           <w:color w:val="4A4A49"/>
           <w:sz w:val="22"/>
         </w:rPr>
-        <w:t xml:space="preserve"> — 6 vinetas.</w:t>
+        <w:t xml:space="preserve"> — 5 vinetas.</w:t>
+      </w:r>
+    </w:p>
+    <w:p>
+      <w:pPr>
+        <w:pStyle w:val="ListBullet2"/>
+      </w:pPr>
+      <w:r>
+        <w:rPr>
+          <w:b w:val="0"/>
+          <w:color w:val="4A4A49"/>
+          <w:sz w:val="22"/>
+        </w:rPr>
+        <w:t>Individuos e interacciones SOBRE procesos y herramientas; software funcionando SOBRE documentacion exhaustiva; colaboracion con el cliente SOBRE negociacion contractual; respuesta ante el cambio SOBRE seguir un plan.</w:t>
       </w:r>
     </w:p>
     <w:p>
@@ -263,7 +276,20 @@
           <w:color w:val="4A4A49"/>
           <w:sz w:val="22"/>
         </w:rPr>
-        <w:t xml:space="preserve"> — 7 vinetas.</w:t>
+        <w:t xml:space="preserve"> — 6 vinetas.</w:t>
+      </w:r>
+    </w:p>
+    <w:p>
+      <w:pPr>
+        <w:pStyle w:val="ListBullet2"/>
+      </w:pPr>
+      <w:r>
+        <w:rPr>
+          <w:b w:val="0"/>
+          <w:color w:val="4A4A49"/>
+          <w:sz w:val="22"/>
+        </w:rPr>
+        <w:t>En VetCare el docente actua como vocero de Huellitas en el rol de Product Owner, y cada estudiante -o cada equipo, si el docente lo autoriza- hace de equipo de desarrollo que se compromete con un objetivo de sprint.</w:t>
       </w:r>
     </w:p>
     <w:p>
@@ -281,7 +307,20 @@
           <w:color w:val="4A4A49"/>
           <w:sz w:val="22"/>
         </w:rPr>
-        <w:t xml:space="preserve"> — 5 vinetas.</w:t>
+        <w:t xml:space="preserve"> — 4 vinetas.</w:t>
+      </w:r>
+    </w:p>
+    <w:p>
+      <w:pPr>
+        <w:pStyle w:val="ListBullet2"/>
+      </w:pPr>
+      <w:r>
+        <w:rPr>
+          <w:b w:val="0"/>
+          <w:color w:val="4A4A49"/>
+          <w:sz w:val="22"/>
+        </w:rPr>
+        <w:t>En VetCare el tablero seria Por hacer / Modelando / En revision del cliente / Aprobado, y la politica de la ultima columna podria ser 'solo pasa a Aprobado si tiene diagrama, mockup y visto bueno de la clinica'.</w:t>
       </w:r>
     </w:p>
     <w:p>
@@ -291,7 +330,7 @@
           <w:color w:val="4A4A49"/>
           <w:sz w:val="22"/>
         </w:rPr>
-        <w:t>Hay dos palabras que se usan como sinonimos y significan cosas...</w:t>
+        <w:t>Hay dos palabras que se usan como sinonimos y significan cosas... (1/2)</w:t>
       </w:r>
       <w:r>
         <w:rPr>
@@ -299,7 +338,38 @@
           <w:color w:val="4A4A49"/>
           <w:sz w:val="22"/>
         </w:rPr>
-        <w:t xml:space="preserve"> — 6 vinetas.</w:t>
+        <w:t xml:space="preserve"> — 3 vinetas.</w:t>
+      </w:r>
+    </w:p>
+    <w:p>
+      <w:pPr>
+        <w:pStyle w:val="ListBullet2"/>
+      </w:pPr>
+      <w:r>
+        <w:rPr>
+          <w:b w:val="0"/>
+          <w:color w:val="4A4A49"/>
+          <w:sz w:val="22"/>
+        </w:rPr>
+        <w:t>Agil hace las dos cosas al mismo tiempo.</w:t>
+      </w:r>
+    </w:p>
+    <w:p>
+      <w:r>
+        <w:rPr>
+          <w:b/>
+          <w:color w:val="4A4A49"/>
+          <w:sz w:val="22"/>
+        </w:rPr>
+        <w:t>Hay dos palabras que se usan como sinonimos y significan cosas... (2/2)</w:t>
+      </w:r>
+      <w:r>
+        <w:rPr>
+          <w:b w:val="0"/>
+          <w:color w:val="4A4A49"/>
+          <w:sz w:val="22"/>
+        </w:rPr>
+        <w:t xml:space="preserve"> — 2 vinetas.</w:t>
       </w:r>
     </w:p>
     <w:p>
@@ -317,7 +387,20 @@
           <w:color w:val="4A4A49"/>
           <w:sz w:val="22"/>
         </w:rPr>
-        <w:t xml:space="preserve"> — 5 vinetas.</w:t>
+        <w:t xml:space="preserve"> — 4 vinetas.</w:t>
+      </w:r>
+    </w:p>
+    <w:p>
+      <w:pPr>
+        <w:pStyle w:val="ListBullet2"/>
+      </w:pPr>
+      <w:r>
+        <w:rPr>
+          <w:b w:val="0"/>
+          <w:color w:val="4A4A49"/>
+          <w:sz w:val="22"/>
+        </w:rPr>
+        <w:t>Un equipo agil documenta historias de usuario con criterios de aceptacion, la Definicion de Terminado, las decisiones de arquitectura, el diccionario de datos y los diagramas que hagan falta, pero los escribe justo a tiempo y los mantiene vivos.</w:t>
       </w:r>
     </w:p>
     <w:p>

--- a/Seminario de Sistemas/Kit docente/Clase 4/Guion Docente Clase 4 - Metodologias agiles.docx
+++ b/Seminario de Sistemas/Kit docente/Clase 4/Guion Docente Clase 4 - Metodologias agiles.docx
@@ -401,6 +401,42 @@
           <w:sz w:val="22"/>
         </w:rPr>
         <w:t>Un equipo agil documenta historias de usuario con criterios de aceptacion, la Definicion de Terminado, las decisiones de arquitectura, el diccionario de datos y los diagramas que hagan falta, pero los escribe justo a tiempo y los mantiene vivos.</w:t>
+      </w:r>
+    </w:p>
+    <w:p>
+      <w:r>
+        <w:rPr>
+          <w:b/>
+          <w:color w:val="4A4A49"/>
+          <w:sz w:val="22"/>
+        </w:rPr>
+        <w:t>El plan de sprints en Mermaid (gantt)</w:t>
+      </w:r>
+      <w:r>
+        <w:rPr>
+          <w:b w:val="0"/>
+          <w:color w:val="4A4A49"/>
+          <w:sz w:val="22"/>
+        </w:rPr>
+        <w:t xml:space="preserve"> — 15 vinetas.</w:t>
+      </w:r>
+    </w:p>
+    <w:p>
+      <w:r>
+        <w:rPr>
+          <w:b/>
+          <w:color w:val="4A4A49"/>
+          <w:sz w:val="22"/>
+        </w:rPr>
+        <w:t>El tablero de flujo con limite de trabajo en curso</w:t>
+      </w:r>
+      <w:r>
+        <w:rPr>
+          <w:b w:val="0"/>
+          <w:color w:val="4A4A49"/>
+          <w:sz w:val="22"/>
+        </w:rPr>
+        <w:t xml:space="preserve"> — 20 vinetas.</w:t>
       </w:r>
     </w:p>
     <w:p>

--- a/Seminario de Sistemas/Kit docente/Clase 4/Guion Docente Clase 4 - Metodologias agiles.docx
+++ b/Seminario de Sistemas/Kit docente/Clase 4/Guion Docente Clase 4 - Metodologias agiles.docx
@@ -80,7 +80,7 @@
           <w:color w:val="4A4A49"/>
           <w:sz w:val="22"/>
         </w:rPr>
-        <w:t>Hoy avanzamos el PI en:</w:t>
+        <w:t>Avance del PI (si se hace la practica):</w:t>
       </w:r>
       <w:r>
         <w:rPr>
@@ -101,7 +101,7 @@
           <w:color w:val="4A4A49"/>
           <w:sz w:val="22"/>
         </w:rPr>
-        <w:t>Entregable de hoy:</w:t>
+        <w:t>Practica (opcional):</w:t>
       </w:r>
       <w:r>
         <w:rPr>
@@ -109,7 +109,24 @@
           <w:color w:val="4A4A49"/>
           <w:sz w:val="22"/>
         </w:rPr>
-        <w:t xml:space="preserve"> Un tablero en draw.io o Excalidraw con el Product Backlog priorizado de VetCare y las columnas de flujo con limite de trabajo en curso, mas un documento con el plan de tres sprints (objetivo y entregable de diseño de cada uno), la Definicion de Terminado y tres historias de usuario con criterios en formato Dado/Cuando/Entonces.</w:t>
+        <w:t xml:space="preserve"> </w:t>
+      </w:r>
+      <w:r>
+        <w:rPr>
+          <w:rFonts w:ascii="Consolas" w:hAnsi="Consolas"/>
+          <w:b w:val="0"/>
+          <w:color w:val="111111"/>
+          <w:sz w:val="21"/>
+        </w:rPr>
+        <w:t>Clases/Clase 4 - Metodologias agiles/Taller PI - Clase 4 - VetCare.docx</w:t>
+      </w:r>
+      <w:r>
+        <w:rPr>
+          <w:b w:val="0"/>
+          <w:color w:val="4A4A49"/>
+          <w:sz w:val="22"/>
+        </w:rPr>
+        <w:t xml:space="preserve"> — no esta en el deck</w:t>
       </w:r>
     </w:p>
     <w:p>
@@ -498,17 +515,7 @@
           <w:color w:val="4A4A49"/>
           <w:sz w:val="22"/>
         </w:rPr>
-        <w:t xml:space="preserve"> «Hoy avanzamos VetCare en: Queda listo el backlog priorizado de VetCare repartido en sprints del semestre, con las primeras historias de usuario escritas con criterios de aceptacion. La teoria es corta; el peso esta en</w:t>
-      </w:r>
-    </w:p>
-    <w:p>
-      <w:r>
-        <w:rPr>
-          <w:b w:val="0"/>
-          <w:color w:val="4A4A49"/>
-          <w:sz w:val="22"/>
-        </w:rPr>
-        <w:t>el taller del proyecto.»</w:t>
+        <w:t xml:space="preserve"> «Hoy el tema es: Metodologias agiles. Todo lo que vamos a ver esta en las laminas.»</w:t>
       </w:r>
     </w:p>
     <w:p>
@@ -541,7 +548,7 @@
           <w:color w:val="4A4A49"/>
           <w:sz w:val="22"/>
         </w:rPr>
-        <w:t>Cubrir el fundamento de arriba apoyandose en la slide «Teoria Core» y en la de codigo</w:t>
+        <w:t>Cubrir el fundamento de arriba apoyandose en las laminas de teoria (una por concepto)</w:t>
       </w:r>
     </w:p>
     <w:p>
@@ -551,7 +558,7 @@
           <w:color w:val="4A4A49"/>
           <w:sz w:val="22"/>
         </w:rPr>
-        <w:t>proyectable. Cada 8-10 min, amarrar al producto: «esto es lo que van a dejar hoy en VetCare».</w:t>
+        <w:t>y en las de codigo proyectable. Cada 8-10 min, amarrar al producto: «esto es lo que van a dejar hoy en VetCare».</w:t>
       </w:r>
     </w:p>
     <w:p>
@@ -636,7 +643,46 @@
           <w:color w:val="1A1C1D"/>
           <w:sz w:val="32"/>
         </w:rPr>
-        <w:t>60-105 · Taller guiado = avance del PI</w:t>
+        <w:t>60-105 · Practica guiada (OPCIONAL) = avance del PI</w:t>
+      </w:r>
+    </w:p>
+    <w:p>
+      <w:r>
+        <w:rPr>
+          <w:b w:val="0"/>
+          <w:color w:val="4A4A49"/>
+          <w:sz w:val="22"/>
+        </w:rPr>
+        <w:t>No hay laminas para esta franja: la guia es el archivo</w:t>
+      </w:r>
+    </w:p>
+    <w:p>
+      <w:r>
+        <w:rPr>
+          <w:rFonts w:ascii="Consolas" w:hAnsi="Consolas"/>
+          <w:b w:val="0"/>
+          <w:color w:val="111111"/>
+          <w:sz w:val="21"/>
+        </w:rPr>
+        <w:t>Clases/Clase 4 - Metodologias agiles/Taller PI - Clase 4 - VetCare.docx</w:t>
+      </w:r>
+      <w:r>
+        <w:rPr>
+          <w:b w:val="0"/>
+          <w:color w:val="4A4A49"/>
+          <w:sz w:val="22"/>
+        </w:rPr>
+        <w:t xml:space="preserve"> (compartirlo, no proyectarlo).</w:t>
+      </w:r>
+    </w:p>
+    <w:p>
+      <w:r>
+        <w:rPr>
+          <w:b w:val="0"/>
+          <w:color w:val="4A4A49"/>
+          <w:sz w:val="22"/>
+        </w:rPr>
+        <w:t>Si hoy no se hace, usar el tiempo para profundizar la teoria y la demo.</w:t>
       </w:r>
     </w:p>
     <w:p>
@@ -646,7 +692,7 @@
           <w:color w:val="4A4A49"/>
           <w:sz w:val="22"/>
         </w:rPr>
-        <w:t>Decir:</w:t>
+        <w:t>Decir (si se hace):</w:t>
       </w:r>
       <w:r>
         <w:rPr>
@@ -762,7 +808,7 @@
           <w:color w:val="1A1C1D"/>
           <w:sz w:val="32"/>
         </w:rPr>
-        <w:t>105-120 · Criterios de exito y cierre</w:t>
+        <w:t>105-120 · Sintesis y cierre</w:t>
       </w:r>
     </w:p>
     <w:p>
@@ -772,7 +818,7 @@
           <w:color w:val="4A4A49"/>
           <w:sz w:val="22"/>
         </w:rPr>
-        <w:t>Repasar el checklist de la slide de criterios.</w:t>
+        <w:t>Si hubo practica, repasar los criterios de exito del archivo del taller (no estan en el deck).</w:t>
       </w:r>
     </w:p>
     <w:p>
@@ -827,7 +873,7 @@
           <w:color w:val="4A4A49"/>
           <w:sz w:val="22"/>
         </w:rPr>
-        <w:t>Decir:</w:t>
+        <w:t>Decir (si hubo practica):</w:t>
       </w:r>
       <w:r>
         <w:rPr>

--- a/Seminario de Sistemas/Kit docente/Clase 4/Guion Docente Clase 4 - Metodologias agiles.docx
+++ b/Seminario de Sistemas/Kit docente/Clase 4/Guion Docente Clase 4 - Metodologias agiles.docx
@@ -306,7 +306,7 @@
           <w:color w:val="4A4A49"/>
           <w:sz w:val="22"/>
         </w:rPr>
-        <w:t>En VetCare el docente actua como vocero de Huellitas en el rol de Product Owner, y cada estudiante -o cada equipo, si el docente lo autoriza- hace de equipo de desarrollo que se compromete con un objetivo de sprint.</w:t>
+        <w:t>En el sistema de la clinica el docente actua como vocero de la clinica en el rol de Product Owner, y cada estudiante -o cada equipo, si el docente lo autoriza- hace de equipo de desarrollo que se compromete con un objetivo de sprint.</w:t>
       </w:r>
     </w:p>
     <w:p>
@@ -337,7 +337,7 @@
           <w:color w:val="4A4A49"/>
           <w:sz w:val="22"/>
         </w:rPr>
-        <w:t>En VetCare el tablero seria Por hacer / Modelando / En revision del cliente / Aprobado, y la politica de la ultima columna podria ser 'solo pasa a Aprobado si tiene diagrama, mockup y visto bueno de la clinica'.</w:t>
+        <w:t>En el sistema de la clinica el tablero seria Por hacer / Modelando / En revision del cliente / Aprobado, y la politica de la ultima columna podria ser 'solo pasa a Aprobado si tiene diagrama, mockup y visto bueno de la clinica'.</w:t>
       </w:r>
     </w:p>
     <w:p>

--- a/Seminario de Sistemas/Kit docente/Clase 4/Guion Docente Clase 4 - Metodologias agiles.docx
+++ b/Seminario de Sistemas/Kit docente/Clase 4/Guion Docente Clase 4 - Metodologias agiles.docx
@@ -306,7 +306,7 @@
           <w:color w:val="4A4A49"/>
           <w:sz w:val="22"/>
         </w:rPr>
-        <w:t>En el sistema de la clinica el docente actua como vocero de la clinica en el rol de Product Owner, y cada estudiante -o cada equipo, si el docente lo autoriza- hace de equipo de desarrollo que se compromete con un objetivo de sprint.</w:t>
+        <w:t>En la clinica el docente actua como vocero de la clinica en el rol de Product Owner, y cada estudiante -o cada equipo, si el docente lo autoriza- hace de equipo de desarrollo que se compromete con un objetivo de sprint.</w:t>
       </w:r>
     </w:p>
     <w:p>
@@ -337,7 +337,7 @@
           <w:color w:val="4A4A49"/>
           <w:sz w:val="22"/>
         </w:rPr>
-        <w:t>En el sistema de la clinica el tablero seria Por hacer / Modelando / En revision del cliente / Aprobado, y la politica de la ultima columna podria ser 'solo pasa a Aprobado si tiene diagrama, mockup y visto bueno de la clinica'.</w:t>
+        <w:t>En la clinica el tablero seria Por hacer / Modelando / En revision del cliente / Aprobado, y la politica de la ultima columna podria ser 'solo pasa a Aprobado si tiene diagrama, mockup y visto bueno de la clinica'.</w:t>
       </w:r>
     </w:p>
     <w:p>

--- a/Seminario de Sistemas/Kit docente/Clase 4/Guion Docente Clase 4 - Metodologias agiles.docx
+++ b/Seminario de Sistemas/Kit docente/Clase 4/Guion Docente Clase 4 - Metodologias agiles.docx
@@ -254,7 +254,7 @@
           <w:color w:val="4A4A49"/>
           <w:sz w:val="22"/>
         </w:rPr>
-        <w:t>El manifiesto agil se firmo en 2001 por diecisiete personas cansadas de...</w:t>
+        <w:t>[Slide 4] El manifiesto ágil</w:t>
       </w:r>
       <w:r>
         <w:rPr>
@@ -262,7 +262,98 @@
           <w:color w:val="4A4A49"/>
           <w:sz w:val="22"/>
         </w:rPr>
-        <w:t xml:space="preserve"> — 5 vinetas.</w:t>
+        <w:t xml:space="preserve"> — 4 vinetas.</w:t>
+      </w:r>
+    </w:p>
+    <w:p>
+      <w:pPr>
+        <w:pStyle w:val="ListBullet2"/>
+      </w:pPr>
+      <w:r>
+        <w:rPr>
+          <w:b w:val="0"/>
+          <w:color w:val="4A4A49"/>
+          <w:sz w:val="22"/>
+        </w:rPr>
+        <w:t>DESARROLLO (para explicarlo, no se proyecta):</w:t>
+      </w:r>
+    </w:p>
+    <w:p>
+      <w:pPr>
+        <w:pStyle w:val="ListBullet2"/>
+      </w:pPr>
+      <w:r>
+        <w:rPr>
+          <w:b w:val="0"/>
+          <w:color w:val="4A4A49"/>
+          <w:sz w:val="22"/>
+        </w:rPr>
+        <w:t>El manifiesto agil se firmo en 2001 por diecisiete personas cansadas de proyectos que entregaban documentos perfectos y sistemas inservibles.</w:t>
+      </w:r>
+    </w:p>
+    <w:p>
+      <w:pPr>
+        <w:pStyle w:val="ListBullet2"/>
+      </w:pPr>
+      <w:r>
+        <w:rPr>
+          <w:b w:val="0"/>
+          <w:color w:val="4A4A49"/>
+          <w:sz w:val="22"/>
+        </w:rPr>
+        <w:t>Tiene cuatro valores y la clave esta en la palabra que los une: 'sobre'.</w:t>
+      </w:r>
+    </w:p>
+    <w:p>
+      <w:pPr>
+        <w:pStyle w:val="ListBullet2"/>
+      </w:pPr>
+      <w:r>
+        <w:rPr>
+          <w:b w:val="0"/>
+          <w:color w:val="4A4A49"/>
+          <w:sz w:val="22"/>
+        </w:rPr>
+        <w:t>Dice sobre, no 'en vez de': lo de la derecha sigue teniendo valor, solo que lo de la izquierda tiene mas.</w:t>
+      </w:r>
+    </w:p>
+    <w:p>
+      <w:pPr>
+        <w:pStyle w:val="ListBullet2"/>
+      </w:pPr>
+      <w:r>
+        <w:rPr>
+          <w:b w:val="0"/>
+          <w:color w:val="4A4A49"/>
+          <w:sz w:val="22"/>
+        </w:rPr>
+        <w:t>Ademas hay doce principios, y tres son muy utiles aqui: entregar valor pronto y con frecuencia, aceptar el cambio incluso tarde, y mantener un ritmo sostenible.</w:t>
+      </w:r>
+    </w:p>
+    <w:p>
+      <w:pPr>
+        <w:pStyle w:val="ListBullet2"/>
+      </w:pPr>
+      <w:r>
+        <w:rPr>
+          <w:b w:val="0"/>
+          <w:color w:val="4A4A49"/>
+          <w:sz w:val="22"/>
+        </w:rPr>
+        <w:t>En la clinica esto se traduce en algo muy concreto: es mejor mostrarle a la clinica un mockup imperfecto de la ficha en la semana tres que un documento de ochenta paginas en la semana quince.</w:t>
+      </w:r>
+    </w:p>
+    <w:p>
+      <w:pPr>
+        <w:pStyle w:val="ListBullet2"/>
+      </w:pPr>
+      <w:r>
+        <w:rPr>
+          <w:b w:val="0"/>
+          <w:color w:val="4A4A49"/>
+          <w:sz w:val="22"/>
+        </w:rPr>
+        <w:t>NOTAS:</w:t>
       </w:r>
     </w:p>
     <w:p>
@@ -285,7 +376,7 @@
           <w:color w:val="4A4A49"/>
           <w:sz w:val="22"/>
         </w:rPr>
-        <w:t>Scrum es un marco de trabajo, no una metodologia completa: define lo...</w:t>
+        <w:t>[Slide 5] Scrum: roles, eventos y artefactos</w:t>
       </w:r>
       <w:r>
         <w:rPr>
@@ -293,7 +384,111 @@
           <w:color w:val="4A4A49"/>
           <w:sz w:val="22"/>
         </w:rPr>
-        <w:t xml:space="preserve"> — 6 vinetas.</w:t>
+        <w:t xml:space="preserve"> — 4 vinetas.</w:t>
+      </w:r>
+    </w:p>
+    <w:p>
+      <w:pPr>
+        <w:pStyle w:val="ListBullet2"/>
+      </w:pPr>
+      <w:r>
+        <w:rPr>
+          <w:b w:val="0"/>
+          <w:color w:val="4A4A49"/>
+          <w:sz w:val="22"/>
+        </w:rPr>
+        <w:t>DESARROLLO (para explicarlo, no se proyecta):</w:t>
+      </w:r>
+    </w:p>
+    <w:p>
+      <w:pPr>
+        <w:pStyle w:val="ListBullet2"/>
+      </w:pPr>
+      <w:r>
+        <w:rPr>
+          <w:b w:val="0"/>
+          <w:color w:val="4A4A49"/>
+          <w:sz w:val="22"/>
+        </w:rPr>
+        <w:t>Scrum es un marco de trabajo, no una metodologia completa: define lo minimo y deja que cada equipo llene el resto.</w:t>
+      </w:r>
+    </w:p>
+    <w:p>
+      <w:pPr>
+        <w:pStyle w:val="ListBullet2"/>
+      </w:pPr>
+      <w:r>
+        <w:rPr>
+          <w:b w:val="0"/>
+          <w:color w:val="4A4A49"/>
+          <w:sz w:val="22"/>
+        </w:rPr>
+        <w:t>Tiene tres roles: el Product Owner, que decide QUE se hace y en que orden, y es el dueño del Product Backlog; el Scrum Master, que facilita, protege al equipo y quita impedimentos</w:t>
+      </w:r>
+    </w:p>
+    <w:p>
+      <w:pPr>
+        <w:pStyle w:val="ListBullet2"/>
+      </w:pPr>
+      <w:r>
+        <w:rPr>
+          <w:b w:val="0"/>
+          <w:color w:val="4A4A49"/>
+          <w:sz w:val="22"/>
+        </w:rPr>
+        <w:t>Y que no es el jefe; y el equipo de desarrollo, que decide COMO hacerlo y se autoorganiza.</w:t>
+      </w:r>
+    </w:p>
+    <w:p>
+      <w:pPr>
+        <w:pStyle w:val="ListBullet2"/>
+      </w:pPr>
+      <w:r>
+        <w:rPr>
+          <w:b w:val="0"/>
+          <w:color w:val="4A4A49"/>
+          <w:sz w:val="22"/>
+        </w:rPr>
+        <w:t>Tiene cinco eventos: el Sprint, que es el contenedor de duracion fija (una a cuatro semanas), la Planificacion, la Reunion diaria de quince minutos para sincronizarse</w:t>
+      </w:r>
+    </w:p>
+    <w:p>
+      <w:pPr>
+        <w:pStyle w:val="ListBullet2"/>
+      </w:pPr>
+      <w:r>
+        <w:rPr>
+          <w:b w:val="0"/>
+          <w:color w:val="4A4A49"/>
+          <w:sz w:val="22"/>
+        </w:rPr>
+        <w:t>La Revision donde se le muestra el incremento al cliente, y la Retrospectiva donde se mejora la forma de trabajar.</w:t>
+      </w:r>
+    </w:p>
+    <w:p>
+      <w:pPr>
+        <w:pStyle w:val="ListBullet2"/>
+      </w:pPr>
+      <w:r>
+        <w:rPr>
+          <w:b w:val="0"/>
+          <w:color w:val="4A4A49"/>
+          <w:sz w:val="22"/>
+        </w:rPr>
+        <w:t>Y tiene tres artefactos: Product Backlog, Sprint Backlog e Incremento, este ultimo gobernado por la Definicion de Terminado.</w:t>
+      </w:r>
+    </w:p>
+    <w:p>
+      <w:pPr>
+        <w:pStyle w:val="ListBullet2"/>
+      </w:pPr>
+      <w:r>
+        <w:rPr>
+          <w:b w:val="0"/>
+          <w:color w:val="4A4A49"/>
+          <w:sz w:val="22"/>
+        </w:rPr>
+        <w:t>NOTAS:</w:t>
       </w:r>
     </w:p>
     <w:p>
@@ -316,7 +511,25 @@
           <w:color w:val="4A4A49"/>
           <w:sz w:val="22"/>
         </w:rPr>
-        <w:t>Kanban viene de otra tradicion y su promesa es distinta: no impone...</w:t>
+        <w:t>[Slide 6] El plan de sprints en Mermaid (gantt)</w:t>
+      </w:r>
+      <w:r>
+        <w:rPr>
+          <w:b w:val="0"/>
+          <w:color w:val="4A4A49"/>
+          <w:sz w:val="22"/>
+        </w:rPr>
+        <w:t xml:space="preserve"> — 15 vinetas.</w:t>
+      </w:r>
+    </w:p>
+    <w:p>
+      <w:r>
+        <w:rPr>
+          <w:b/>
+          <w:color w:val="4A4A49"/>
+          <w:sz w:val="22"/>
+        </w:rPr>
+        <w:t>[Slide 7] Kanban y el límite de trabajo en curso</w:t>
       </w:r>
       <w:r>
         <w:rPr>
@@ -325,6 +538,84 @@
           <w:sz w:val="22"/>
         </w:rPr>
         <w:t xml:space="preserve"> — 4 vinetas.</w:t>
+      </w:r>
+    </w:p>
+    <w:p>
+      <w:pPr>
+        <w:pStyle w:val="ListBullet2"/>
+      </w:pPr>
+      <w:r>
+        <w:rPr>
+          <w:b w:val="0"/>
+          <w:color w:val="4A4A49"/>
+          <w:sz w:val="22"/>
+        </w:rPr>
+        <w:t>DESARROLLO (para explicarlo, no se proyecta):</w:t>
+      </w:r>
+    </w:p>
+    <w:p>
+      <w:pPr>
+        <w:pStyle w:val="ListBullet2"/>
+      </w:pPr>
+      <w:r>
+        <w:rPr>
+          <w:b w:val="0"/>
+          <w:color w:val="4A4A49"/>
+          <w:sz w:val="22"/>
+        </w:rPr>
+        <w:t>Kanban viene de otra tradicion y su promesa es distinta: no impone iteraciones ni roles, sino que hace visible el flujo del trabajo.</w:t>
+      </w:r>
+    </w:p>
+    <w:p>
+      <w:pPr>
+        <w:pStyle w:val="ListBullet2"/>
+      </w:pPr>
+      <w:r>
+        <w:rPr>
+          <w:b w:val="0"/>
+          <w:color w:val="4A4A49"/>
+          <w:sz w:val="22"/>
+        </w:rPr>
+        <w:t>Sus practicas centrales son visualizar el trabajo en un tablero, limitar el trabajo en curso, gestionar el flujo detectando donde se acumulan las tarjetas, hacer explicitas las politicas de cada columna y mejorar de forma continua.</w:t>
+      </w:r>
+    </w:p>
+    <w:p>
+      <w:pPr>
+        <w:pStyle w:val="ListBullet2"/>
+      </w:pPr>
+      <w:r>
+        <w:rPr>
+          <w:b w:val="0"/>
+          <w:color w:val="4A4A49"/>
+          <w:sz w:val="22"/>
+        </w:rPr>
+        <w:t>El limite de trabajo en curso es la parte que mas cuesta y la que mas sirve: si el equipo pone limite dos en la columna 'Modelando', nadie puede empezar una tercera tarea sin terminar alguna.</w:t>
+      </w:r>
+    </w:p>
+    <w:p>
+      <w:pPr>
+        <w:pStyle w:val="ListBullet2"/>
+      </w:pPr>
+      <w:r>
+        <w:rPr>
+          <w:b w:val="0"/>
+          <w:color w:val="4A4A49"/>
+          <w:sz w:val="22"/>
+        </w:rPr>
+        <w:t>El estudiante que abre cinco diagramas al tiempo y no termina ninguno es exactamente el problema que el limite de trabajo en curso resuelve.</w:t>
+      </w:r>
+    </w:p>
+    <w:p>
+      <w:pPr>
+        <w:pStyle w:val="ListBullet2"/>
+      </w:pPr>
+      <w:r>
+        <w:rPr>
+          <w:b w:val="0"/>
+          <w:color w:val="4A4A49"/>
+          <w:sz w:val="22"/>
+        </w:rPr>
+        <w:t>NOTAS:</w:t>
       </w:r>
     </w:p>
     <w:p>
@@ -347,7 +638,7 @@
           <w:color w:val="4A4A49"/>
           <w:sz w:val="22"/>
         </w:rPr>
-        <w:t>Hay dos palabras que se usan como sinonimos y significan cosas... (1/2)</w:t>
+        <w:t>[Slide 8] El tablero de flujo con limite de trabajo en curso</w:t>
       </w:r>
       <w:r>
         <w:rPr>
@@ -355,7 +646,116 @@
           <w:color w:val="4A4A49"/>
           <w:sz w:val="22"/>
         </w:rPr>
-        <w:t xml:space="preserve"> — 3 vinetas.</w:t>
+        <w:t xml:space="preserve"> — 20 vinetas.</w:t>
+      </w:r>
+    </w:p>
+    <w:p>
+      <w:r>
+        <w:rPr>
+          <w:b/>
+          <w:color w:val="4A4A49"/>
+          <w:sz w:val="22"/>
+        </w:rPr>
+        <w:t>[Slide 9] Iteración e incremento</w:t>
+      </w:r>
+      <w:r>
+        <w:rPr>
+          <w:b w:val="0"/>
+          <w:color w:val="4A4A49"/>
+          <w:sz w:val="22"/>
+        </w:rPr>
+        <w:t xml:space="preserve"> — 4 vinetas.</w:t>
+      </w:r>
+    </w:p>
+    <w:p>
+      <w:pPr>
+        <w:pStyle w:val="ListBullet2"/>
+      </w:pPr>
+      <w:r>
+        <w:rPr>
+          <w:b w:val="0"/>
+          <w:color w:val="4A4A49"/>
+          <w:sz w:val="22"/>
+        </w:rPr>
+        <w:t>DESARROLLO (para explicarlo, no se proyecta):</w:t>
+      </w:r>
+    </w:p>
+    <w:p>
+      <w:pPr>
+        <w:pStyle w:val="ListBullet2"/>
+      </w:pPr>
+      <w:r>
+        <w:rPr>
+          <w:b w:val="0"/>
+          <w:color w:val="4A4A49"/>
+          <w:sz w:val="22"/>
+        </w:rPr>
+        <w:t>Hay dos palabras que se usan como sinonimos y significan cosas distintas: iteracion e incremento.</w:t>
+      </w:r>
+    </w:p>
+    <w:p>
+      <w:pPr>
+        <w:pStyle w:val="ListBullet2"/>
+      </w:pPr>
+      <w:r>
+        <w:rPr>
+          <w:b w:val="0"/>
+          <w:color w:val="4A4A49"/>
+          <w:sz w:val="22"/>
+        </w:rPr>
+        <w:t>Incremento es agregar un pedazo nuevo y utilizable al sistema; iteracion es volver sobre algo que ya existe y mejorarlo con base en la retroalimentacion.</w:t>
+      </w:r>
+    </w:p>
+    <w:p>
+      <w:pPr>
+        <w:pStyle w:val="ListBullet2"/>
+      </w:pPr>
+      <w:r>
+        <w:rPr>
+          <w:b w:val="0"/>
+          <w:color w:val="4A4A49"/>
+          <w:sz w:val="22"/>
+        </w:rPr>
+        <w:t>En la clinica el incremento 1 es el mockup de la ficha del paciente; cuando la veterinaria lo mira y dice 'me falta el campo de alergias y la foto de la mascota', y el equipo produce la version 2 de ese mismo mockup, eso es iteracion.</w:t>
+      </w:r>
+    </w:p>
+    <w:p>
+      <w:pPr>
+        <w:pStyle w:val="ListBullet2"/>
+      </w:pPr>
+      <w:r>
+        <w:rPr>
+          <w:b w:val="0"/>
+          <w:color w:val="4A4A49"/>
+          <w:sz w:val="22"/>
+        </w:rPr>
+        <w:t>Y aqui aparece una regla practica que salva proyectos: cada entrega debe ser una rebanada vertical, algo que el cliente pueda ver y opinar, no una capa horizontal invisible.</w:t>
+      </w:r>
+    </w:p>
+    <w:p>
+      <w:pPr>
+        <w:pStyle w:val="ListBullet2"/>
+      </w:pPr>
+      <w:r>
+        <w:rPr>
+          <w:b w:val="0"/>
+          <w:color w:val="4A4A49"/>
+          <w:sz w:val="22"/>
+        </w:rPr>
+        <w:t>Entregar 'todas las tablas de la base de datos' no es un incremento util para la clinica; entregar 'registrar y consultar una ficha completa de principio a fin' si lo es.</w:t>
+      </w:r>
+    </w:p>
+    <w:p>
+      <w:pPr>
+        <w:pStyle w:val="ListBullet2"/>
+      </w:pPr>
+      <w:r>
+        <w:rPr>
+          <w:b w:val="0"/>
+          <w:color w:val="4A4A49"/>
+          <w:sz w:val="22"/>
+        </w:rPr>
+        <w:t>NOTAS:</w:t>
       </w:r>
     </w:p>
     <w:p>
@@ -378,7 +778,7 @@
           <w:color w:val="4A4A49"/>
           <w:sz w:val="22"/>
         </w:rPr>
-        <w:t>Hay dos palabras que se usan como sinonimos y significan cosas... (2/2)</w:t>
+        <w:t>[Slide 10] Historia de usuario con criterios de aceptacion</w:t>
       </w:r>
       <w:r>
         <w:rPr>
@@ -386,7 +786,7 @@
           <w:color w:val="4A4A49"/>
           <w:sz w:val="22"/>
         </w:rPr>
-        <w:t xml:space="preserve"> — 2 vinetas.</w:t>
+        <w:t xml:space="preserve"> — 14 vinetas.</w:t>
       </w:r>
     </w:p>
     <w:p>
@@ -396,7 +796,7 @@
           <w:color w:val="4A4A49"/>
           <w:sz w:val="22"/>
         </w:rPr>
-        <w:t>Agil no significa trabajar sin documentacion, y este es el malentendido...</w:t>
+        <w:t>[Slide 11] Ágil no es trabajar sin documentación</w:t>
       </w:r>
       <w:r>
         <w:rPr>
@@ -417,43 +817,85 @@
           <w:color w:val="4A4A49"/>
           <w:sz w:val="22"/>
         </w:rPr>
-        <w:t>Un equipo agil documenta historias de usuario con criterios de aceptacion, la Definicion de Terminado, las decisiones de arquitectura, el diccionario de datos y los diagramas que hagan falta, pero los escribe justo a tiempo y los mantiene vivos.</w:t>
+        <w:t>DESARROLLO (para explicarlo, no se proyecta):</w:t>
       </w:r>
     </w:p>
     <w:p>
-      <w:r>
-        <w:rPr>
-          <w:b/>
-          <w:color w:val="4A4A49"/>
-          <w:sz w:val="22"/>
-        </w:rPr>
-        <w:t>El plan de sprints en Mermaid (gantt)</w:t>
-      </w:r>
+      <w:pPr>
+        <w:pStyle w:val="ListBullet2"/>
+      </w:pPr>
       <w:r>
         <w:rPr>
           <w:b w:val="0"/>
           <w:color w:val="4A4A49"/>
           <w:sz w:val="22"/>
         </w:rPr>
-        <w:t xml:space="preserve"> — 15 vinetas.</w:t>
+        <w:t>Agil no significa trabajar sin documentacion, y este es el malentendido que mas daño hace.</w:t>
       </w:r>
     </w:p>
     <w:p>
-      <w:r>
-        <w:rPr>
-          <w:b/>
-          <w:color w:val="4A4A49"/>
-          <w:sz w:val="22"/>
-        </w:rPr>
-        <w:t>El tablero de flujo con limite de trabajo en curso</w:t>
-      </w:r>
+      <w:pPr>
+        <w:pStyle w:val="ListBullet2"/>
+      </w:pPr>
       <w:r>
         <w:rPr>
           <w:b w:val="0"/>
           <w:color w:val="4A4A49"/>
           <w:sz w:val="22"/>
         </w:rPr>
-        <w:t xml:space="preserve"> — 20 vinetas.</w:t>
+        <w:t>El manifiesto dice software funcionando sobre documentacion exhaustiva: lo que se rechaza es el documento inflado que nadie lee, no el documento util.</w:t>
+      </w:r>
+    </w:p>
+    <w:p>
+      <w:pPr>
+        <w:pStyle w:val="ListBullet2"/>
+      </w:pPr>
+      <w:r>
+        <w:rPr>
+          <w:b w:val="0"/>
+          <w:color w:val="4A4A49"/>
+          <w:sz w:val="22"/>
+        </w:rPr>
+        <w:t>Para este curso esto es central: en Seminario de Sistemas el producto ES documentacion de diseño, y aun asi el trabajo puede ser perfectamente agil, porque se produce por incrementos, se revisa con el cliente y se corrige.</w:t>
+      </w:r>
+    </w:p>
+    <w:p>
+      <w:pPr>
+        <w:pStyle w:val="ListBullet2"/>
+      </w:pPr>
+      <w:r>
+        <w:rPr>
+          <w:b w:val="0"/>
+          <w:color w:val="4A4A49"/>
+          <w:sz w:val="22"/>
+        </w:rPr>
+        <w:t>El estudiante que solo cursa esta materia trabaja con sprints igual que los demas: sus incrementos son mockups, casos de uso y diccionario de datos, y cierra con un prototipo navegable que se puede recorrer y criticar.</w:t>
+      </w:r>
+    </w:p>
+    <w:p>
+      <w:pPr>
+        <w:pStyle w:val="ListBullet2"/>
+      </w:pPr>
+      <w:r>
+        <w:rPr>
+          <w:b w:val="0"/>
+          <w:color w:val="4A4A49"/>
+          <w:sz w:val="22"/>
+        </w:rPr>
+        <w:t>NOTAS:</w:t>
+      </w:r>
+    </w:p>
+    <w:p>
+      <w:pPr>
+        <w:pStyle w:val="ListBullet2"/>
+      </w:pPr>
+      <w:r>
+        <w:rPr>
+          <w:b w:val="0"/>
+          <w:color w:val="4A4A49"/>
+          <w:sz w:val="22"/>
+        </w:rPr>
+        <w:t>Un equipo agil documenta historias de usuario con criterios de aceptacion, la Definicion de Terminado, las decisiones de arquitectura, el diccionario de datos y los diagramas que hagan falta, pero los escribe justo a tiempo y los mantiene vivos.</w:t>
       </w:r>
     </w:p>
     <w:p>

--- a/Seminario de Sistemas/Kit docente/Clase 4/Guion Docente Clase 4 - Metodologias agiles.docx
+++ b/Seminario de Sistemas/Kit docente/Clase 4/Guion Docente Clase 4 - Metodologias agiles.docx
@@ -646,7 +646,7 @@
           <w:color w:val="4A4A49"/>
           <w:sz w:val="22"/>
         </w:rPr>
-        <w:t xml:space="preserve"> — 20 vinetas.</w:t>
+        <w:t xml:space="preserve"> — 17 vinetas.</w:t>
       </w:r>
     </w:p>
     <w:p>
